--- a/学科资料/大物上实验合辑/大物实验报告（开源）/光的等厚干涉测量(3).docx
+++ b/学科资料/大物上实验合辑/大物实验报告（开源）/光的等厚干涉测量(3).docx
@@ -64,15 +64,15 @@
           <w:szCs w:val="24"/>
           <w:lang w:val="en-US" w:eastAsia="zh-CN"/>
         </w:rPr>
-        <w:t>202330453151</w:t>
-      </w:r>
-      <w:r>
-        <w:rPr>
-          <w:rFonts w:hint="eastAsia" w:ascii="宋体" w:hAnsi="宋体"/>
-          <w:sz w:val="24"/>
-          <w:szCs w:val="24"/>
-        </w:rPr>
-        <w:t xml:space="preserve">  </w:t>
+        <w:t/>
+      </w:r>
+      <w:r>
+        <w:rPr>
+          <w:rFonts w:hint="eastAsia" w:ascii="宋体" w:hAnsi="宋体"/>
+          <w:sz w:val="24"/>
+          <w:szCs w:val="24"/>
+        </w:rPr>
+        <w:t xml:space="preserve"/>
       </w:r>
       <w:r>
         <w:rPr>
@@ -81,15 +81,15 @@
           <w:szCs w:val="24"/>
           <w:lang w:val="en-US" w:eastAsia="zh-CN"/>
         </w:rPr>
-        <w:t>计类二班</w:t>
-      </w:r>
-      <w:r>
-        <w:rPr>
-          <w:rFonts w:hint="eastAsia" w:ascii="宋体" w:hAnsi="宋体"/>
-          <w:sz w:val="24"/>
-          <w:szCs w:val="24"/>
-        </w:rPr>
-        <w:t xml:space="preserve"> </w:t>
+        <w:t/>
+      </w:r>
+      <w:r>
+        <w:rPr>
+          <w:rFonts w:hint="eastAsia" w:ascii="宋体" w:hAnsi="宋体"/>
+          <w:sz w:val="24"/>
+          <w:szCs w:val="24"/>
+        </w:rPr>
+        <w:t xml:space="preserve"/>
       </w:r>
       <w:r>
         <w:rPr>
@@ -98,15 +98,15 @@
           <w:szCs w:val="24"/>
           <w:lang w:val="en-US" w:eastAsia="zh-CN"/>
         </w:rPr>
-        <w:t>于博宇</w:t>
-      </w:r>
-      <w:r>
-        <w:rPr>
-          <w:rFonts w:hint="eastAsia" w:ascii="宋体" w:hAnsi="宋体"/>
-          <w:sz w:val="24"/>
-          <w:szCs w:val="24"/>
-        </w:rPr>
-        <w:t xml:space="preserve"> </w:t>
+        <w:t/>
+      </w:r>
+      <w:r>
+        <w:rPr>
+          <w:rFonts w:hint="eastAsia" w:ascii="宋体" w:hAnsi="宋体"/>
+          <w:sz w:val="24"/>
+          <w:szCs w:val="24"/>
+        </w:rPr>
+        <w:t xml:space="preserve"/>
       </w:r>
       <w:r>
         <w:rPr>
@@ -115,15 +115,15 @@
           <w:szCs w:val="24"/>
           <w:lang w:val="en-US" w:eastAsia="zh-CN"/>
         </w:rPr>
-        <w:t>16</w:t>
-      </w:r>
-      <w:r>
-        <w:rPr>
-          <w:rFonts w:hint="eastAsia" w:ascii="宋体" w:hAnsi="宋体"/>
-          <w:sz w:val="24"/>
-          <w:szCs w:val="24"/>
-        </w:rPr>
-        <w:t xml:space="preserve">  </w:t>
+        <w:t/>
+      </w:r>
+      <w:r>
+        <w:rPr>
+          <w:rFonts w:hint="eastAsia" w:ascii="宋体" w:hAnsi="宋体"/>
+          <w:sz w:val="24"/>
+          <w:szCs w:val="24"/>
+        </w:rPr>
+        <w:t xml:space="preserve"/>
       </w:r>
     </w:p>
     <w:p>
